--- a/fuentes/Actividad_didactica_CF02.docx
+++ b/fuentes/Actividad_didactica_CF02.docx
@@ -736,13 +736,17 @@
             <w:pPr>
               <w:cnfStyle w:val="000000100000" w:firstRow="0" w:lastRow="0" w:firstColumn="0" w:lastColumn="0" w:oddVBand="0" w:evenVBand="0" w:oddHBand="1" w:evenHBand="0" w:firstRowFirstColumn="0" w:firstRowLastColumn="0" w:lastRowFirstColumn="0" w:lastRowLastColumn="0"/>
               <w:rPr>
-                <w:rFonts w:eastAsia="Calibri" w:asciiTheme="majorHAnsi" w:hAnsiTheme="majorHAnsi" w:cstheme="majorHAnsi"/>
-                <w:color w:val="auto"/>
-              </w:rPr>
-            </w:pPr>
-            <w:r>
-              <w:rPr>
-                <w:rFonts w:asciiTheme="majorHAnsi" w:hAnsiTheme="majorHAnsi" w:cstheme="majorHAnsi"/>
+                <w:rFonts w:ascii="Calibri" w:hAnsi="Calibri" w:eastAsia="Calibri" w:cs="Calibri" w:asciiTheme="majorAscii" w:hAnsiTheme="majorAscii" w:cstheme="majorAscii"/>
+                <w:b w:val="1"/>
+                <w:bCs w:val="1"/>
+                <w:color w:val="auto"/>
+              </w:rPr>
+            </w:pPr>
+            <w:r>
+              <w:rPr>
+                <w:rFonts w:ascii="Calibri" w:hAnsi="Calibri" w:cs="Calibri" w:asciiTheme="majorAscii" w:hAnsiTheme="majorAscii" w:cstheme="majorAscii"/>
+                <w:b w:val="1"/>
+                <w:bCs w:val="1"/>
                 <w:color w:val="auto"/>
               </w:rPr>
               <w:t>El ciclo contable inicia con la elaboración del balance de comprobación.</w:t>
@@ -1076,13 +1080,17 @@
             <w:pPr>
               <w:cnfStyle w:val="000000000000" w:firstRow="0" w:lastRow="0" w:firstColumn="0" w:lastColumn="0" w:oddVBand="0" w:evenVBand="0" w:oddHBand="0" w:evenHBand="0" w:firstRowFirstColumn="0" w:firstRowLastColumn="0" w:lastRowFirstColumn="0" w:lastRowLastColumn="0"/>
               <w:rPr>
-                <w:rFonts w:eastAsia="Calibri" w:asciiTheme="majorHAnsi" w:hAnsiTheme="majorHAnsi" w:cstheme="majorHAnsi"/>
-                <w:color w:val="auto"/>
-              </w:rPr>
-            </w:pPr>
-            <w:r>
-              <w:rPr>
-                <w:rFonts w:asciiTheme="majorHAnsi" w:hAnsiTheme="majorHAnsi" w:cstheme="majorHAnsi"/>
+                <w:rFonts w:ascii="Calibri" w:hAnsi="Calibri" w:eastAsia="Calibri" w:cs="Calibri" w:asciiTheme="majorAscii" w:hAnsiTheme="majorAscii" w:cstheme="majorAscii"/>
+                <w:b w:val="1"/>
+                <w:bCs w:val="1"/>
+                <w:color w:val="auto"/>
+              </w:rPr>
+            </w:pPr>
+            <w:r>
+              <w:rPr>
+                <w:rFonts w:ascii="Calibri" w:hAnsi="Calibri" w:cs="Calibri" w:asciiTheme="majorAscii" w:hAnsiTheme="majorAscii" w:cstheme="majorAscii"/>
+                <w:b w:val="1"/>
+                <w:bCs w:val="1"/>
                 <w:color w:val="auto"/>
               </w:rPr>
               <w:t>El libro diario registra las transacciones en orden cronológico</w:t>
@@ -1386,13 +1394,17 @@
             <w:pPr>
               <w:cnfStyle w:val="000000100000" w:firstRow="0" w:lastRow="0" w:firstColumn="0" w:lastColumn="0" w:oddVBand="0" w:evenVBand="0" w:oddHBand="1" w:evenHBand="0" w:firstRowFirstColumn="0" w:firstRowLastColumn="0" w:lastRowFirstColumn="0" w:lastRowLastColumn="0"/>
               <w:rPr>
-                <w:rFonts w:eastAsia="Calibri" w:asciiTheme="majorHAnsi" w:hAnsiTheme="majorHAnsi" w:cstheme="majorHAnsi"/>
-                <w:color w:val="auto"/>
-              </w:rPr>
-            </w:pPr>
-            <w:r>
-              <w:rPr>
-                <w:rFonts w:asciiTheme="majorHAnsi" w:hAnsiTheme="majorHAnsi" w:cstheme="majorHAnsi"/>
+                <w:rFonts w:ascii="Calibri" w:hAnsi="Calibri" w:eastAsia="Calibri" w:cs="Calibri" w:asciiTheme="majorAscii" w:hAnsiTheme="majorAscii" w:cstheme="majorAscii"/>
+                <w:b w:val="1"/>
+                <w:bCs w:val="1"/>
+                <w:color w:val="auto"/>
+              </w:rPr>
+            </w:pPr>
+            <w:r>
+              <w:rPr>
+                <w:rFonts w:ascii="Calibri" w:hAnsi="Calibri" w:cs="Calibri" w:asciiTheme="majorAscii" w:hAnsiTheme="majorAscii" w:cstheme="majorAscii"/>
+                <w:b w:val="1"/>
+                <w:bCs w:val="1"/>
                 <w:color w:val="auto"/>
               </w:rPr>
               <w:t>El libro mayor permite visualizar los movimientos y saldos por cuenta contable.</w:t>
@@ -1696,13 +1708,17 @@
             <w:pPr>
               <w:cnfStyle w:val="000000000000" w:firstRow="0" w:lastRow="0" w:firstColumn="0" w:lastColumn="0" w:oddVBand="0" w:evenVBand="0" w:oddHBand="0" w:evenHBand="0" w:firstRowFirstColumn="0" w:firstRowLastColumn="0" w:lastRowFirstColumn="0" w:lastRowLastColumn="0"/>
               <w:rPr>
-                <w:rFonts w:eastAsia="Calibri" w:asciiTheme="majorHAnsi" w:hAnsiTheme="majorHAnsi" w:cstheme="majorHAnsi"/>
-                <w:color w:val="auto"/>
-              </w:rPr>
-            </w:pPr>
-            <w:r>
-              <w:rPr>
-                <w:rFonts w:asciiTheme="majorHAnsi" w:hAnsiTheme="majorHAnsi" w:cstheme="majorHAnsi"/>
+                <w:rFonts w:ascii="Calibri" w:hAnsi="Calibri" w:eastAsia="Calibri" w:cs="Calibri" w:asciiTheme="majorAscii" w:hAnsiTheme="majorAscii" w:cstheme="majorAscii"/>
+                <w:b w:val="1"/>
+                <w:bCs w:val="1"/>
+                <w:color w:val="auto"/>
+              </w:rPr>
+            </w:pPr>
+            <w:r>
+              <w:rPr>
+                <w:rFonts w:ascii="Calibri" w:hAnsi="Calibri" w:cs="Calibri" w:asciiTheme="majorAscii" w:hAnsiTheme="majorAscii" w:cstheme="majorAscii"/>
+                <w:b w:val="1"/>
+                <w:bCs w:val="1"/>
                 <w:color w:val="auto"/>
               </w:rPr>
               <w:t xml:space="preserve">La conciliación bancaria se realiza para comparar los registros contables con los del banco.  </w:t>
@@ -2009,12 +2025,16 @@
               <w:cnfStyle w:val="000000100000" w:firstRow="0" w:lastRow="0" w:firstColumn="0" w:lastColumn="0" w:oddVBand="0" w:evenVBand="0" w:oddHBand="1" w:evenHBand="0" w:firstRowFirstColumn="0" w:firstRowLastColumn="0" w:lastRowFirstColumn="0" w:lastRowLastColumn="0"/>
               <w:rPr>
                 <w:rFonts w:ascii="Calibri" w:hAnsi="Calibri" w:eastAsia="Calibri" w:cs="Calibri" w:asciiTheme="majorAscii" w:hAnsiTheme="majorAscii" w:cstheme="majorAscii"/>
+                <w:b w:val="1"/>
+                <w:bCs w:val="1"/>
                 <w:color w:val="auto"/>
               </w:rPr>
             </w:pPr>
             <w:r>
               <w:rPr>
                 <w:rFonts w:ascii="Calibri" w:hAnsi="Calibri" w:cs="Calibri" w:asciiTheme="majorAscii" w:hAnsiTheme="majorAscii" w:cstheme="majorAscii"/>
+                <w:b w:val="1"/>
+                <w:bCs w:val="1"/>
                 <w:color w:val="auto"/>
               </w:rPr>
               <w:t xml:space="preserve">El </w:t>
@@ -2022,6 +2042,8 @@
             <w:r>
               <w:rPr>
                 <w:rFonts w:ascii="Calibri" w:hAnsi="Calibri" w:cs="Calibri" w:asciiTheme="majorAscii" w:hAnsiTheme="majorAscii" w:cstheme="majorAscii"/>
+                <w:b w:val="1"/>
+                <w:bCs w:val="1"/>
                 <w:color w:val="auto"/>
               </w:rPr>
               <w:t>e</w:t>
@@ -2029,6 +2051,8 @@
             <w:r>
               <w:rPr>
                 <w:rFonts w:ascii="Calibri" w:hAnsi="Calibri" w:cs="Calibri" w:asciiTheme="majorAscii" w:hAnsiTheme="majorAscii" w:cstheme="majorAscii"/>
+                <w:b w:val="1"/>
+                <w:bCs w:val="1"/>
                 <w:color w:val="auto"/>
               </w:rPr>
               <w:t xml:space="preserve">stado de </w:t>
@@ -2036,6 +2060,8 @@
             <w:r>
               <w:rPr>
                 <w:rFonts w:ascii="Calibri" w:hAnsi="Calibri" w:cs="Calibri" w:asciiTheme="majorAscii" w:hAnsiTheme="majorAscii" w:cstheme="majorAscii"/>
+                <w:b w:val="1"/>
+                <w:bCs w:val="1"/>
                 <w:color w:val="auto"/>
               </w:rPr>
               <w:t>r</w:t>
@@ -2043,6 +2069,8 @@
             <w:r>
               <w:rPr>
                 <w:rFonts w:ascii="Calibri" w:hAnsi="Calibri" w:cs="Calibri" w:asciiTheme="majorAscii" w:hAnsiTheme="majorAscii" w:cstheme="majorAscii"/>
+                <w:b w:val="1"/>
+                <w:bCs w:val="1"/>
                 <w:color w:val="auto"/>
               </w:rPr>
               <w:t>esultados refleja la situación económica de un momento específico</w:t>
@@ -2050,6 +2078,8 @@
             <w:r>
               <w:rPr>
                 <w:rFonts w:ascii="Calibri" w:hAnsi="Calibri" w:cs="Calibri" w:asciiTheme="majorAscii" w:hAnsiTheme="majorAscii" w:cstheme="majorAscii"/>
+                <w:b w:val="1"/>
+                <w:bCs w:val="1"/>
                 <w:color w:val="auto"/>
               </w:rPr>
               <w:t>.</w:t>
@@ -2364,12 +2394,16 @@
               <w:cnfStyle w:val="000000000000" w:firstRow="0" w:lastRow="0" w:firstColumn="0" w:lastColumn="0" w:oddVBand="0" w:evenVBand="0" w:oddHBand="0" w:evenHBand="0" w:firstRowFirstColumn="0" w:firstRowLastColumn="0" w:lastRowFirstColumn="0" w:lastRowLastColumn="0"/>
               <w:rPr>
                 <w:rFonts w:ascii="Calibri" w:hAnsi="Calibri" w:eastAsia="Calibri" w:cs="Calibri" w:asciiTheme="majorAscii" w:hAnsiTheme="majorAscii" w:cstheme="majorAscii"/>
+                <w:b w:val="1"/>
+                <w:bCs w:val="1"/>
                 <w:color w:val="auto"/>
               </w:rPr>
             </w:pPr>
             <w:r>
               <w:rPr>
                 <w:rFonts w:ascii="Calibri" w:hAnsi="Calibri" w:cs="Calibri" w:asciiTheme="majorAscii" w:hAnsiTheme="majorAscii" w:cstheme="majorAscii"/>
+                <w:b w:val="1"/>
+                <w:bCs w:val="1"/>
                 <w:color w:val="auto"/>
               </w:rPr>
               <w:t xml:space="preserve">El </w:t>
@@ -2377,6 +2411,8 @@
             <w:r>
               <w:rPr>
                 <w:rFonts w:ascii="Calibri" w:hAnsi="Calibri" w:cs="Calibri" w:asciiTheme="majorAscii" w:hAnsiTheme="majorAscii" w:cstheme="majorAscii"/>
+                <w:b w:val="1"/>
+                <w:bCs w:val="1"/>
                 <w:color w:val="auto"/>
               </w:rPr>
               <w:t>b</w:t>
@@ -2384,6 +2420,8 @@
             <w:r>
               <w:rPr>
                 <w:rFonts w:ascii="Calibri" w:hAnsi="Calibri" w:cs="Calibri" w:asciiTheme="majorAscii" w:hAnsiTheme="majorAscii" w:cstheme="majorAscii"/>
+                <w:b w:val="1"/>
+                <w:bCs w:val="1"/>
                 <w:color w:val="auto"/>
               </w:rPr>
               <w:t xml:space="preserve">alance </w:t>
@@ -2391,6 +2429,8 @@
             <w:r>
               <w:rPr>
                 <w:rFonts w:ascii="Calibri" w:hAnsi="Calibri" w:cs="Calibri" w:asciiTheme="majorAscii" w:hAnsiTheme="majorAscii" w:cstheme="majorAscii"/>
+                <w:b w:val="1"/>
+                <w:bCs w:val="1"/>
                 <w:color w:val="auto"/>
               </w:rPr>
               <w:t>g</w:t>
@@ -2398,6 +2438,8 @@
             <w:r>
               <w:rPr>
                 <w:rFonts w:ascii="Calibri" w:hAnsi="Calibri" w:cs="Calibri" w:asciiTheme="majorAscii" w:hAnsiTheme="majorAscii" w:cstheme="majorAscii"/>
+                <w:b w:val="1"/>
+                <w:bCs w:val="1"/>
                 <w:color w:val="auto"/>
               </w:rPr>
               <w:t xml:space="preserve">eneral se basa en la ecuación contable Activos = Pasivos + Patrimonio.  </w:t>
@@ -2704,13 +2746,17 @@
             <w:pPr>
               <w:cnfStyle w:val="000000100000" w:firstRow="0" w:lastRow="0" w:firstColumn="0" w:lastColumn="0" w:oddVBand="0" w:evenVBand="0" w:oddHBand="1" w:evenHBand="0" w:firstRowFirstColumn="0" w:firstRowLastColumn="0" w:lastRowFirstColumn="0" w:lastRowLastColumn="0"/>
               <w:rPr>
-                <w:rFonts w:eastAsia="Calibri" w:asciiTheme="majorHAnsi" w:hAnsiTheme="majorHAnsi" w:cstheme="majorHAnsi"/>
-                <w:color w:val="auto"/>
-              </w:rPr>
-            </w:pPr>
-            <w:r>
-              <w:rPr>
-                <w:rFonts w:asciiTheme="majorHAnsi" w:hAnsiTheme="majorHAnsi" w:cstheme="majorHAnsi"/>
+                <w:rFonts w:ascii="Calibri" w:hAnsi="Calibri" w:eastAsia="Calibri" w:cs="Calibri" w:asciiTheme="majorAscii" w:hAnsiTheme="majorAscii" w:cstheme="majorAscii"/>
+                <w:b w:val="1"/>
+                <w:bCs w:val="1"/>
+                <w:color w:val="auto"/>
+              </w:rPr>
+            </w:pPr>
+            <w:r>
+              <w:rPr>
+                <w:rFonts w:ascii="Calibri" w:hAnsi="Calibri" w:cs="Calibri" w:asciiTheme="majorAscii" w:hAnsiTheme="majorAscii" w:cstheme="majorAscii"/>
+                <w:b w:val="1"/>
+                <w:bCs w:val="1"/>
                 <w:color w:val="auto"/>
               </w:rPr>
               <w:t xml:space="preserve">Los registros contables de compras e ingresos son opcionales para las empresas.  </w:t>
@@ -3016,13 +3062,17 @@
             <w:pPr>
               <w:cnfStyle w:val="000000000000" w:firstRow="0" w:lastRow="0" w:firstColumn="0" w:lastColumn="0" w:oddVBand="0" w:evenVBand="0" w:oddHBand="0" w:evenHBand="0" w:firstRowFirstColumn="0" w:firstRowLastColumn="0" w:lastRowFirstColumn="0" w:lastRowLastColumn="0"/>
               <w:rPr>
-                <w:rFonts w:eastAsia="Calibri" w:asciiTheme="majorHAnsi" w:hAnsiTheme="majorHAnsi" w:cstheme="majorHAnsi"/>
-                <w:color w:val="auto"/>
-              </w:rPr>
-            </w:pPr>
-            <w:r>
-              <w:rPr>
-                <w:rFonts w:asciiTheme="majorHAnsi" w:hAnsiTheme="majorHAnsi" w:cstheme="majorHAnsi"/>
+                <w:rFonts w:ascii="Calibri" w:hAnsi="Calibri" w:eastAsia="Calibri" w:cs="Calibri" w:asciiTheme="majorAscii" w:hAnsiTheme="majorAscii" w:cstheme="majorAscii"/>
+                <w:b w:val="1"/>
+                <w:bCs w:val="1"/>
+                <w:color w:val="auto"/>
+              </w:rPr>
+            </w:pPr>
+            <w:r>
+              <w:rPr>
+                <w:rFonts w:ascii="Calibri" w:hAnsi="Calibri" w:cs="Calibri" w:asciiTheme="majorAscii" w:hAnsiTheme="majorAscii" w:cstheme="majorAscii"/>
+                <w:b w:val="1"/>
+                <w:bCs w:val="1"/>
                 <w:color w:val="auto"/>
               </w:rPr>
               <w:t xml:space="preserve">Los errores contables se corrigen mediante asientos de ajuste.  </w:t>
@@ -3328,13 +3378,17 @@
             <w:pPr>
               <w:cnfStyle w:val="000000100000" w:firstRow="0" w:lastRow="0" w:firstColumn="0" w:lastColumn="0" w:oddVBand="0" w:evenVBand="0" w:oddHBand="1" w:evenHBand="0" w:firstRowFirstColumn="0" w:firstRowLastColumn="0" w:lastRowFirstColumn="0" w:lastRowLastColumn="0"/>
               <w:rPr>
-                <w:rFonts w:eastAsia="Calibri" w:asciiTheme="majorHAnsi" w:hAnsiTheme="majorHAnsi" w:cstheme="majorHAnsi"/>
-                <w:color w:val="auto"/>
-              </w:rPr>
-            </w:pPr>
-            <w:r>
-              <w:rPr>
-                <w:rFonts w:asciiTheme="majorHAnsi" w:hAnsiTheme="majorHAnsi" w:cstheme="majorHAnsi"/>
+                <w:rFonts w:ascii="Calibri" w:hAnsi="Calibri" w:eastAsia="Calibri" w:cs="Calibri" w:asciiTheme="majorAscii" w:hAnsiTheme="majorAscii" w:cstheme="majorAscii"/>
+                <w:b w:val="1"/>
+                <w:bCs w:val="1"/>
+                <w:color w:val="auto"/>
+              </w:rPr>
+            </w:pPr>
+            <w:r>
+              <w:rPr>
+                <w:rFonts w:ascii="Calibri" w:hAnsi="Calibri" w:cs="Calibri" w:asciiTheme="majorAscii" w:hAnsiTheme="majorAscii" w:cstheme="majorAscii"/>
+                <w:b w:val="1"/>
+                <w:bCs w:val="1"/>
                 <w:color w:val="auto"/>
               </w:rPr>
               <w:t xml:space="preserve">El balance de comprobación permite verificar que los débitos y créditos estén equilibrados.  </w:t>
@@ -3640,13 +3694,17 @@
             <w:pPr>
               <w:cnfStyle w:val="000000000000" w:firstRow="0" w:lastRow="0" w:firstColumn="0" w:lastColumn="0" w:oddVBand="0" w:evenVBand="0" w:oddHBand="0" w:evenHBand="0" w:firstRowFirstColumn="0" w:firstRowLastColumn="0" w:lastRowFirstColumn="0" w:lastRowLastColumn="0"/>
               <w:rPr>
-                <w:rFonts w:eastAsia="Calibri" w:asciiTheme="majorHAnsi" w:hAnsiTheme="majorHAnsi" w:cstheme="majorHAnsi"/>
-                <w:color w:val="auto"/>
-              </w:rPr>
-            </w:pPr>
-            <w:r>
-              <w:rPr>
-                <w:rFonts w:asciiTheme="majorHAnsi" w:hAnsiTheme="majorHAnsi" w:cstheme="majorHAnsi"/>
+                <w:rFonts w:ascii="Calibri" w:hAnsi="Calibri" w:eastAsia="Calibri" w:cs="Calibri" w:asciiTheme="majorAscii" w:hAnsiTheme="majorAscii" w:cstheme="majorAscii"/>
+                <w:b w:val="1"/>
+                <w:bCs w:val="1"/>
+                <w:color w:val="auto"/>
+              </w:rPr>
+            </w:pPr>
+            <w:r>
+              <w:rPr>
+                <w:rFonts w:ascii="Calibri" w:hAnsi="Calibri" w:cs="Calibri" w:asciiTheme="majorAscii" w:hAnsiTheme="majorAscii" w:cstheme="majorAscii"/>
+                <w:b w:val="1"/>
+                <w:bCs w:val="1"/>
                 <w:color w:val="auto"/>
               </w:rPr>
               <w:t xml:space="preserve">El cierre contable traslada las cuentas de resultado al patrimonio.  </w:t>
@@ -3989,14 +4047,16 @@
           <w:p>
             <w:pPr>
               <w:rPr>
-                <w:rFonts w:eastAsia="Calibri" w:asciiTheme="majorHAnsi" w:hAnsiTheme="majorHAnsi" w:cstheme="majorHAnsi"/>
-                <w:b/>
-              </w:rPr>
-            </w:pPr>
-            <w:r>
-              <w:rPr>
-                <w:rFonts w:eastAsia="Calibri" w:asciiTheme="majorHAnsi" w:hAnsiTheme="majorHAnsi" w:cstheme="majorHAnsi"/>
-                <w:b/>
+                <w:rFonts w:ascii="Calibri" w:hAnsi="Calibri" w:eastAsia="Calibri" w:cs="Calibri" w:asciiTheme="majorAscii" w:hAnsiTheme="majorAscii" w:cstheme="majorAscii"/>
+                <w:b w:val="1"/>
+                <w:bCs w:val="1"/>
+              </w:rPr>
+            </w:pPr>
+            <w:r>
+              <w:rPr>
+                <w:rFonts w:ascii="Calibri" w:hAnsi="Calibri" w:eastAsia="Calibri" w:cs="Calibri" w:asciiTheme="majorAscii" w:hAnsiTheme="majorAscii" w:cstheme="majorAscii"/>
+                <w:b w:val="1"/>
+                <w:bCs w:val="1"/>
               </w:rPr>
               <w:t>Pregunta 11</w:t>
             </w:r>
@@ -4011,35 +4071,36 @@
           </w:tcPr>
           <w:p>
             <w:pPr>
-              <w:rPr>
-                <w:rFonts w:eastAsia="Calibri" w:asciiTheme="majorHAnsi" w:hAnsiTheme="majorHAnsi" w:cstheme="majorHAnsi"/>
-              </w:rPr>
-            </w:pPr>
-            <w:r>
-              <w:rPr>
-                <w:rFonts w:asciiTheme="majorHAnsi" w:hAnsiTheme="majorHAnsi" w:cstheme="majorHAnsi"/>
-              </w:rPr>
-              <w:t xml:space="preserve">La revisión cruzada de registros contables no es necesaria si se usa </w:t>
-            </w:r>
-            <w:r>
-              <w:rPr>
-                <w:rFonts w:asciiTheme="majorHAnsi" w:hAnsiTheme="majorHAnsi" w:cstheme="majorHAnsi"/>
-                <w:i/>
-                <w:iCs/>
-              </w:rPr>
-              <w:t>software</w:t>
-            </w:r>
-            <w:r>
-              <w:rPr>
-                <w:rFonts w:asciiTheme="majorHAnsi" w:hAnsiTheme="majorHAnsi" w:cstheme="majorHAnsi"/>
-              </w:rPr>
-              <w:t xml:space="preserve"> contable.  </w:t>
-            </w:r>
-            <w:r>
-              <w:rPr>
-                <w:rFonts w:asciiTheme="majorHAnsi" w:hAnsiTheme="majorHAnsi" w:cstheme="majorHAnsi"/>
-              </w:rPr>
-              <w:br/>
+              <w:pStyle w:val="Normal"/>
+              <w:rPr>
+                <w:rFonts w:ascii="Arial" w:hAnsi="Arial" w:eastAsia="Arial" w:cs="Arial"/>
+                <w:b w:val="1"/>
+                <w:bCs w:val="1"/>
+                <w:noProof w:val="0"/>
+                <w:sz w:val="22"/>
+                <w:szCs w:val="22"/>
+                <w:lang w:val="es-419"/>
+              </w:rPr>
+            </w:pPr>
+            <w:r>
+              <w:rPr>
+                <w:rFonts w:ascii="Calibri" w:hAnsi="Calibri" w:eastAsia="Calibri" w:cs="Calibri"/>
+                <w:b w:val="1"/>
+                <w:bCs w:val="1"/>
+                <w:i w:val="0"/>
+                <w:iCs w:val="0"/>
+                <w:caps w:val="0"/>
+                <w:smallCaps w:val="0"/>
+                <w:strike w:val="0"/>
+                <w:dstrike w:val="0"/>
+                <w:noProof w:val="0"/>
+                <w:color w:val="000000" w:themeColor="text1" w:themeTint="FF" w:themeShade="FF"/>
+                <w:sz w:val="22"/>
+                <w:szCs w:val="22"/>
+                <w:u w:val="none"/>
+                <w:lang w:val="es-419"/>
+              </w:rPr>
+              <w:t>En una cuenta T, el lado izquierdo corresponde al crédito y el lado derecho al débito.</w:t>
             </w:r>
           </w:p>
         </w:tc>
@@ -4311,12 +4372,16 @@
           <w:p>
             <w:pPr>
               <w:rPr>
-                <w:rFonts w:eastAsia="Calibri" w:asciiTheme="majorHAnsi" w:hAnsiTheme="majorHAnsi" w:cstheme="majorHAnsi"/>
-              </w:rPr>
-            </w:pPr>
-            <w:r>
-              <w:rPr>
-                <w:rFonts w:asciiTheme="majorHAnsi" w:hAnsiTheme="majorHAnsi" w:cstheme="majorHAnsi"/>
+                <w:rFonts w:ascii="Calibri" w:hAnsi="Calibri" w:eastAsia="Calibri" w:cs="Calibri" w:asciiTheme="majorAscii" w:hAnsiTheme="majorAscii" w:cstheme="majorAscii"/>
+                <w:b w:val="1"/>
+                <w:bCs w:val="1"/>
+              </w:rPr>
+            </w:pPr>
+            <w:r>
+              <w:rPr>
+                <w:rFonts w:ascii="Calibri" w:hAnsi="Calibri" w:cs="Calibri" w:asciiTheme="majorAscii" w:hAnsiTheme="majorAscii" w:cstheme="majorAscii"/>
+                <w:b w:val="1"/>
+                <w:bCs w:val="1"/>
               </w:rPr>
               <w:t>El ciclo contable siempre termina con la preparación de los estados financieros</w:t>
             </w:r>
@@ -4590,77 +4655,103 @@
             <w:pPr>
               <w:rPr>
                 <w:rFonts w:ascii="Calibri" w:hAnsi="Calibri" w:eastAsia="Calibri" w:cs="Calibri" w:asciiTheme="majorAscii" w:hAnsiTheme="majorAscii" w:cstheme="majorAscii"/>
+                <w:b w:val="1"/>
+                <w:bCs w:val="1"/>
               </w:rPr>
             </w:pPr>
             <w:r>
               <w:rPr>
                 <w:rFonts w:ascii="Calibri" w:hAnsi="Calibri" w:cs="Calibri" w:asciiTheme="majorAscii" w:hAnsiTheme="majorAscii" w:cstheme="majorAscii"/>
+                <w:b w:val="1"/>
+                <w:bCs w:val="1"/>
               </w:rPr>
               <w:t xml:space="preserve">El </w:t>
             </w:r>
             <w:r>
               <w:rPr>
                 <w:rFonts w:ascii="Calibri" w:hAnsi="Calibri" w:cs="Calibri" w:asciiTheme="majorAscii" w:hAnsiTheme="majorAscii" w:cstheme="majorAscii"/>
+                <w:b w:val="1"/>
+                <w:bCs w:val="1"/>
               </w:rPr>
               <w:t>e</w:t>
             </w:r>
             <w:r>
               <w:rPr>
                 <w:rFonts w:ascii="Calibri" w:hAnsi="Calibri" w:cs="Calibri" w:asciiTheme="majorAscii" w:hAnsiTheme="majorAscii" w:cstheme="majorAscii"/>
+                <w:b w:val="1"/>
+                <w:bCs w:val="1"/>
               </w:rPr>
               <w:t xml:space="preserve">stado de </w:t>
             </w:r>
             <w:r>
               <w:rPr>
                 <w:rFonts w:ascii="Calibri" w:hAnsi="Calibri" w:cs="Calibri" w:asciiTheme="majorAscii" w:hAnsiTheme="majorAscii" w:cstheme="majorAscii"/>
+                <w:b w:val="1"/>
+                <w:bCs w:val="1"/>
               </w:rPr>
               <w:t>r</w:t>
             </w:r>
             <w:r>
               <w:rPr>
                 <w:rFonts w:ascii="Calibri" w:hAnsi="Calibri" w:cs="Calibri" w:asciiTheme="majorAscii" w:hAnsiTheme="majorAscii" w:cstheme="majorAscii"/>
+                <w:b w:val="1"/>
+                <w:bCs w:val="1"/>
               </w:rPr>
               <w:t xml:space="preserve">esultados también es llamado </w:t>
             </w:r>
             <w:r>
               <w:rPr>
                 <w:rFonts w:ascii="Calibri" w:hAnsi="Calibri" w:cs="Calibri" w:asciiTheme="majorAscii" w:hAnsiTheme="majorAscii" w:cstheme="majorAscii"/>
+                <w:b w:val="1"/>
+                <w:bCs w:val="1"/>
               </w:rPr>
               <w:t>e</w:t>
             </w:r>
             <w:r>
               <w:rPr>
                 <w:rFonts w:ascii="Calibri" w:hAnsi="Calibri" w:cs="Calibri" w:asciiTheme="majorAscii" w:hAnsiTheme="majorAscii" w:cstheme="majorAscii"/>
+                <w:b w:val="1"/>
+                <w:bCs w:val="1"/>
               </w:rPr>
               <w:t xml:space="preserve">stado de </w:t>
             </w:r>
             <w:r>
               <w:rPr>
                 <w:rFonts w:ascii="Calibri" w:hAnsi="Calibri" w:cs="Calibri" w:asciiTheme="majorAscii" w:hAnsiTheme="majorAscii" w:cstheme="majorAscii"/>
+                <w:b w:val="1"/>
+                <w:bCs w:val="1"/>
               </w:rPr>
               <w:t>p</w:t>
             </w:r>
             <w:r>
               <w:rPr>
                 <w:rFonts w:ascii="Calibri" w:hAnsi="Calibri" w:cs="Calibri" w:asciiTheme="majorAscii" w:hAnsiTheme="majorAscii" w:cstheme="majorAscii"/>
+                <w:b w:val="1"/>
+                <w:bCs w:val="1"/>
               </w:rPr>
               <w:t xml:space="preserve">érdidas y </w:t>
             </w:r>
             <w:r>
               <w:rPr>
                 <w:rFonts w:ascii="Calibri" w:hAnsi="Calibri" w:cs="Calibri" w:asciiTheme="majorAscii" w:hAnsiTheme="majorAscii" w:cstheme="majorAscii"/>
+                <w:b w:val="1"/>
+                <w:bCs w:val="1"/>
               </w:rPr>
               <w:t>g</w:t>
             </w:r>
             <w:r>
               <w:rPr>
                 <w:rFonts w:ascii="Calibri" w:hAnsi="Calibri" w:cs="Calibri" w:asciiTheme="majorAscii" w:hAnsiTheme="majorAscii" w:cstheme="majorAscii"/>
+                <w:b w:val="1"/>
+                <w:bCs w:val="1"/>
               </w:rPr>
               <w:t>anancias</w:t>
             </w:r>
             <w:r>
               <w:rPr>
                 <w:rFonts w:ascii="Calibri" w:hAnsi="Calibri" w:cs="Calibri" w:asciiTheme="majorAscii" w:hAnsiTheme="majorAscii" w:cstheme="majorAscii"/>
+                <w:b w:val="1"/>
+                <w:bCs w:val="1"/>
               </w:rPr>
               <w:t>.</w:t>
             </w:r>
@@ -4935,17 +5026,23 @@
             <w:pPr>
               <w:rPr>
                 <w:rFonts w:ascii="Calibri" w:hAnsi="Calibri" w:eastAsia="Calibri" w:cs="Calibri" w:asciiTheme="majorAscii" w:hAnsiTheme="majorAscii" w:cstheme="majorAscii"/>
+                <w:b w:val="1"/>
+                <w:bCs w:val="1"/>
               </w:rPr>
             </w:pPr>
             <w:r>
               <w:rPr>
                 <w:rFonts w:ascii="Calibri" w:hAnsi="Calibri" w:cs="Calibri" w:asciiTheme="majorAscii" w:hAnsiTheme="majorAscii" w:cstheme="majorAscii"/>
+                <w:b w:val="1"/>
+                <w:bCs w:val="1"/>
               </w:rPr>
               <w:t>El libro diario y el libro mayor cumplen exactamente la misma función</w:t>
             </w:r>
             <w:r>
               <w:rPr>
                 <w:rFonts w:ascii="Calibri" w:hAnsi="Calibri" w:cs="Calibri" w:asciiTheme="majorAscii" w:hAnsiTheme="majorAscii" w:cstheme="majorAscii"/>
+                <w:b w:val="1"/>
+                <w:bCs w:val="1"/>
               </w:rPr>
               <w:t>.</w:t>
             </w:r>
@@ -5219,12 +5316,16 @@
           <w:p>
             <w:pPr>
               <w:rPr>
-                <w:rFonts w:eastAsia="Calibri" w:asciiTheme="majorHAnsi" w:hAnsiTheme="majorHAnsi" w:cstheme="majorHAnsi"/>
-              </w:rPr>
-            </w:pPr>
-            <w:r>
-              <w:rPr>
-                <w:rFonts w:asciiTheme="majorHAnsi" w:hAnsiTheme="majorHAnsi" w:cstheme="majorHAnsi"/>
+                <w:rFonts w:ascii="Calibri" w:hAnsi="Calibri" w:eastAsia="Calibri" w:cs="Calibri" w:asciiTheme="majorAscii" w:hAnsiTheme="majorAscii" w:cstheme="majorAscii"/>
+                <w:b w:val="1"/>
+                <w:bCs w:val="1"/>
+              </w:rPr>
+            </w:pPr>
+            <w:r>
+              <w:rPr>
+                <w:rFonts w:ascii="Calibri" w:hAnsi="Calibri" w:cs="Calibri" w:asciiTheme="majorAscii" w:hAnsiTheme="majorAscii" w:cstheme="majorAscii"/>
+                <w:b w:val="1"/>
+                <w:bCs w:val="1"/>
               </w:rPr>
               <w:t xml:space="preserve">Las conciliaciones solo se aplican a cuentas de gastos.  </w:t>
             </w:r>
@@ -5507,35 +5608,47 @@
             <w:pPr>
               <w:rPr>
                 <w:rFonts w:ascii="Calibri" w:hAnsi="Calibri" w:eastAsia="Calibri" w:cs="Calibri" w:asciiTheme="majorAscii" w:hAnsiTheme="majorAscii" w:cstheme="majorAscii"/>
+                <w:b w:val="1"/>
+                <w:bCs w:val="1"/>
               </w:rPr>
             </w:pPr>
             <w:r>
               <w:rPr>
                 <w:rFonts w:ascii="Calibri" w:hAnsi="Calibri" w:cs="Calibri" w:asciiTheme="majorAscii" w:hAnsiTheme="majorAscii" w:cstheme="majorAscii"/>
+                <w:b w:val="1"/>
+                <w:bCs w:val="1"/>
               </w:rPr>
               <w:t xml:space="preserve">El </w:t>
             </w:r>
             <w:r>
               <w:rPr>
                 <w:rFonts w:ascii="Calibri" w:hAnsi="Calibri" w:cs="Calibri" w:asciiTheme="majorAscii" w:hAnsiTheme="majorAscii" w:cstheme="majorAscii"/>
+                <w:b w:val="1"/>
+                <w:bCs w:val="1"/>
               </w:rPr>
               <w:t>b</w:t>
             </w:r>
             <w:r>
               <w:rPr>
                 <w:rFonts w:ascii="Calibri" w:hAnsi="Calibri" w:cs="Calibri" w:asciiTheme="majorAscii" w:hAnsiTheme="majorAscii" w:cstheme="majorAscii"/>
+                <w:b w:val="1"/>
+                <w:bCs w:val="1"/>
               </w:rPr>
               <w:t xml:space="preserve">alance </w:t>
             </w:r>
             <w:r>
               <w:rPr>
                 <w:rFonts w:ascii="Calibri" w:hAnsi="Calibri" w:cs="Calibri" w:asciiTheme="majorAscii" w:hAnsiTheme="majorAscii" w:cstheme="majorAscii"/>
+                <w:b w:val="1"/>
+                <w:bCs w:val="1"/>
               </w:rPr>
               <w:t>g</w:t>
             </w:r>
             <w:r>
               <w:rPr>
                 <w:rFonts w:ascii="Calibri" w:hAnsi="Calibri" w:cs="Calibri" w:asciiTheme="majorAscii" w:hAnsiTheme="majorAscii" w:cstheme="majorAscii"/>
+                <w:b w:val="1"/>
+                <w:bCs w:val="1"/>
               </w:rPr>
               <w:t xml:space="preserve">eneral permite conocer la liquidez, solvencia y rentabilidad de la empresa.  </w:t>
             </w:r>
@@ -5809,12 +5922,16 @@
           <w:p>
             <w:pPr>
               <w:rPr>
-                <w:rFonts w:eastAsia="Calibri" w:asciiTheme="majorHAnsi" w:hAnsiTheme="majorHAnsi" w:cstheme="majorHAnsi"/>
-              </w:rPr>
-            </w:pPr>
-            <w:r>
-              <w:rPr>
-                <w:rFonts w:asciiTheme="majorHAnsi" w:hAnsiTheme="majorHAnsi" w:cstheme="majorHAnsi"/>
+                <w:rFonts w:ascii="Calibri" w:hAnsi="Calibri" w:eastAsia="Calibri" w:cs="Calibri" w:asciiTheme="majorAscii" w:hAnsiTheme="majorAscii" w:cstheme="majorAscii"/>
+                <w:b w:val="1"/>
+                <w:bCs w:val="1"/>
+              </w:rPr>
+            </w:pPr>
+            <w:r>
+              <w:rPr>
+                <w:rFonts w:ascii="Calibri" w:hAnsi="Calibri" w:cs="Calibri" w:asciiTheme="majorAscii" w:hAnsiTheme="majorAscii" w:cstheme="majorAscii"/>
+                <w:b w:val="1"/>
+                <w:bCs w:val="1"/>
               </w:rPr>
               <w:t xml:space="preserve"> Los registros contables deben hacerse siguiendo normas y principios contables.</w:t>
             </w:r>
@@ -6124,12 +6241,16 @@
           <w:p>
             <w:pPr>
               <w:rPr>
-                <w:rFonts w:eastAsia="Calibri" w:asciiTheme="majorHAnsi" w:hAnsiTheme="majorHAnsi" w:cstheme="majorHAnsi"/>
-              </w:rPr>
-            </w:pPr>
-            <w:r>
-              <w:rPr>
-                <w:rFonts w:asciiTheme="majorHAnsi" w:hAnsiTheme="majorHAnsi" w:cstheme="majorHAnsi"/>
+                <w:rFonts w:ascii="Calibri" w:hAnsi="Calibri" w:eastAsia="Calibri" w:cs="Calibri" w:asciiTheme="majorAscii" w:hAnsiTheme="majorAscii" w:cstheme="majorAscii"/>
+                <w:b w:val="1"/>
+                <w:bCs w:val="1"/>
+              </w:rPr>
+            </w:pPr>
+            <w:r>
+              <w:rPr>
+                <w:rFonts w:ascii="Calibri" w:hAnsi="Calibri" w:cs="Calibri" w:asciiTheme="majorAscii" w:hAnsiTheme="majorAscii" w:cstheme="majorAscii"/>
+                <w:b w:val="1"/>
+                <w:bCs w:val="1"/>
               </w:rPr>
               <w:t xml:space="preserve">La corrección de errores no afecta la presentación de los estados financieros.  </w:t>
             </w:r>
@@ -6403,12 +6524,16 @@
           <w:p>
             <w:pPr>
               <w:rPr>
-                <w:rFonts w:eastAsia="Calibri" w:asciiTheme="majorHAnsi" w:hAnsiTheme="majorHAnsi" w:cstheme="majorHAnsi"/>
-              </w:rPr>
-            </w:pPr>
-            <w:r>
-              <w:rPr>
-                <w:rFonts w:asciiTheme="majorHAnsi" w:hAnsiTheme="majorHAnsi" w:cstheme="majorHAnsi"/>
+                <w:rFonts w:ascii="Calibri" w:hAnsi="Calibri" w:eastAsia="Calibri" w:cs="Calibri" w:asciiTheme="majorAscii" w:hAnsiTheme="majorAscii" w:cstheme="majorAscii"/>
+                <w:b w:val="1"/>
+                <w:bCs w:val="1"/>
+              </w:rPr>
+            </w:pPr>
+            <w:r>
+              <w:rPr>
+                <w:rFonts w:ascii="Calibri" w:hAnsi="Calibri" w:cs="Calibri" w:asciiTheme="majorAscii" w:hAnsiTheme="majorAscii" w:cstheme="majorAscii"/>
+                <w:b w:val="1"/>
+                <w:bCs w:val="1"/>
               </w:rPr>
               <w:t xml:space="preserve">El ciclo contable puede ser mensual, trimestral o anual, según las políticas de la empresa.  </w:t>
             </w:r>
@@ -6683,38 +6808,29 @@
           <w:p>
             <w:pPr>
               <w:rPr>
-                <w:rFonts w:ascii="Calibri" w:hAnsi="Calibri" w:eastAsia="Calibri" w:cs="Calibri" w:asciiTheme="majorAscii" w:hAnsiTheme="majorAscii" w:cstheme="majorAscii"/>
-              </w:rPr>
-            </w:pPr>
-            <w:r>
-              <w:rPr>
-                <w:rFonts w:ascii="Calibri" w:hAnsi="Calibri" w:cs="Calibri" w:asciiTheme="majorAscii" w:hAnsiTheme="majorAscii" w:cstheme="majorAscii"/>
-              </w:rPr>
-              <w:t xml:space="preserve">El </w:t>
-            </w:r>
-            <w:r>
-              <w:rPr>
-                <w:rFonts w:ascii="Calibri" w:hAnsi="Calibri" w:cs="Calibri" w:asciiTheme="majorAscii" w:hAnsiTheme="majorAscii" w:cstheme="majorAscii"/>
-              </w:rPr>
-              <w:t>e</w:t>
-            </w:r>
-            <w:r>
-              <w:rPr>
-                <w:rFonts w:ascii="Calibri" w:hAnsi="Calibri" w:cs="Calibri" w:asciiTheme="majorAscii" w:hAnsiTheme="majorAscii" w:cstheme="majorAscii"/>
-              </w:rPr>
-              <w:t xml:space="preserve">stado de </w:t>
-            </w:r>
-            <w:r>
-              <w:rPr>
-                <w:rFonts w:ascii="Calibri" w:hAnsi="Calibri" w:cs="Calibri" w:asciiTheme="majorAscii" w:hAnsiTheme="majorAscii" w:cstheme="majorAscii"/>
-              </w:rPr>
-              <w:t>r</w:t>
-            </w:r>
-            <w:r>
-              <w:rPr>
-                <w:rFonts w:ascii="Calibri" w:hAnsi="Calibri" w:cs="Calibri" w:asciiTheme="majorAscii" w:hAnsiTheme="majorAscii" w:cstheme="majorAscii"/>
-              </w:rPr>
-              <w:t>esultados muestra los ingresos, costos y gastos de un periodo determinado.</w:t>
+                <w:rFonts w:ascii="Calibri" w:hAnsi="Calibri" w:eastAsia="Calibri" w:cs="Calibri"/>
+                <w:noProof w:val="0"/>
+                <w:sz w:val="22"/>
+                <w:szCs w:val="22"/>
+                <w:lang w:val="es-419"/>
+              </w:rPr>
+            </w:pPr>
+            <w:r>
+              <w:rPr>
+                <w:rFonts w:ascii="Calibri" w:hAnsi="Calibri" w:eastAsia="Calibri" w:cs="Calibri"/>
+                <w:b w:val="1"/>
+                <w:bCs w:val="1"/>
+                <w:i w:val="0"/>
+                <w:iCs w:val="0"/>
+                <w:caps w:val="0"/>
+                <w:smallCaps w:val="0"/>
+                <w:noProof w:val="0"/>
+                <w:color w:val="000000" w:themeColor="text1" w:themeTint="FF" w:themeShade="FF"/>
+                <w:sz w:val="22"/>
+                <w:szCs w:val="22"/>
+                <w:lang w:val="es-419"/>
+              </w:rPr>
+              <w:t>La partida doble establece que por cada débito debe existir un crédito del mismo valor.</w:t>
             </w:r>
           </w:p>
         </w:tc>
@@ -9168,8 +9284,8 @@
 </file>
 
 <file path=customXml/item1.xml><?xml version="1.0" encoding="utf-8"?>
-<ct:contentTypeSchema xmlns:ct="http://schemas.microsoft.com/office/2006/metadata/contentType" xmlns:ma="http://schemas.microsoft.com/office/2006/metadata/properties/metaAttributes" ct:_="" ma:_="" ma:contentTypeName="Documento" ma:contentTypeID="0x010100FD531872C7CE554584EF00C37E403D8B" ma:contentTypeVersion="11" ma:contentTypeDescription="Crear nuevo documento." ma:contentTypeScope="" ma:versionID="524590e4425367f1d713ab8e501490bd">
-  <xsd:schema xmlns:xsd="http://www.w3.org/2001/XMLSchema" xmlns:xs="http://www.w3.org/2001/XMLSchema" xmlns:p="http://schemas.microsoft.com/office/2006/metadata/properties" xmlns:ns2="2b6b437a-5846-4934-ac66-7de06297595b" xmlns:ns3="2c0ff4f8-6664-4eb8-8bb0-965f2536cb1b" targetNamespace="http://schemas.microsoft.com/office/2006/metadata/properties" ma:root="true" ma:fieldsID="8abf30de0900198c15000067d854456b" ns2:_="" ns3:_="">
+<ct:contentTypeSchema xmlns:ct="http://schemas.microsoft.com/office/2006/metadata/contentType" xmlns:ma="http://schemas.microsoft.com/office/2006/metadata/properties/metaAttributes" ct:_="" ma:_="" ma:contentTypeName="Documento" ma:contentTypeID="0x010100FD531872C7CE554584EF00C37E403D8B" ma:contentTypeVersion="11" ma:contentTypeDescription="Crear nuevo documento." ma:contentTypeScope="" ma:versionID="4d68dff5f0af2e06d66d0a41cb2d734b">
+  <xsd:schema xmlns:xsd="http://www.w3.org/2001/XMLSchema" xmlns:xs="http://www.w3.org/2001/XMLSchema" xmlns:p="http://schemas.microsoft.com/office/2006/metadata/properties" xmlns:ns2="2b6b437a-5846-4934-ac66-7de06297595b" xmlns:ns3="2c0ff4f8-6664-4eb8-8bb0-965f2536cb1b" targetNamespace="http://schemas.microsoft.com/office/2006/metadata/properties" ma:root="true" ma:fieldsID="a226e700be7ccbb404083af0ef816ec1" ns2:_="" ns3:_="">
     <xsd:import namespace="2b6b437a-5846-4934-ac66-7de06297595b"/>
     <xsd:import namespace="2c0ff4f8-6664-4eb8-8bb0-965f2536cb1b"/>
     <xsd:element name="properties">
@@ -9383,22 +9499,7 @@
 </file>
 
 <file path=customXml/itemProps1.xml><?xml version="1.0" encoding="utf-8"?>
-<ds:datastoreItem xmlns:ds="http://schemas.openxmlformats.org/officeDocument/2006/customXml" ds:itemID="{1798E220-1C6F-435A-875B-55F749A583D5}">
-  <ds:schemaRefs>
-    <ds:schemaRef ds:uri="http://schemas.microsoft.com/office/2006/metadata/contentType"/>
-    <ds:schemaRef ds:uri="http://schemas.microsoft.com/office/2006/metadata/properties/metaAttributes"/>
-    <ds:schemaRef ds:uri="http://www.w3.org/2001/XMLSchema"/>
-    <ds:schemaRef ds:uri="http://schemas.microsoft.com/office/2006/metadata/properties"/>
-    <ds:schemaRef ds:uri="2b6b437a-5846-4934-ac66-7de06297595b"/>
-    <ds:schemaRef ds:uri="2c0ff4f8-6664-4eb8-8bb0-965f2536cb1b"/>
-    <ds:schemaRef ds:uri="http://schemas.microsoft.com/office/2006/documentManagement/types"/>
-    <ds:schemaRef ds:uri="http://schemas.microsoft.com/office/infopath/2007/PartnerControls"/>
-    <ds:schemaRef ds:uri="http://schemas.openxmlformats.org/package/2006/metadata/core-properties"/>
-    <ds:schemaRef ds:uri="http://purl.org/dc/elements/1.1/"/>
-    <ds:schemaRef ds:uri="http://purl.org/dc/terms/"/>
-    <ds:schemaRef ds:uri="http://schemas.microsoft.com/internal/obd"/>
-  </ds:schemaRefs>
-</ds:datastoreItem>
+<ds:datastoreItem xmlns:ds="http://schemas.openxmlformats.org/officeDocument/2006/customXml" ds:itemID="{22A39C5A-40D4-4B2E-86D2-FBDE3BC34B23}"/>
 </file>
 
 <file path=customXml/itemProps2.xml><?xml version="1.0" encoding="utf-8"?>
